--- a/examples/lean.docx
+++ b/examples/lean.docx
@@ -66,7 +66,7 @@
         <w:t xml:space="preserve">. Logic (Part II)</w:t>
       </w:r>
     </w:p>
-    <w:bookmarkStart w:id="20" w:name="and-and-or"/>
+    <w:bookmarkStart w:id="27" w:name="and-and-or"/>
     <w:p>
       <w:pPr>
         <w:pStyle w:val="1"/>
@@ -280,8 +280,8 @@
         <w:t xml:space="preserve">)</w:t>
       </w:r>
     </w:p>
-    <w:bookmarkEnd w:id="20"/>
-    <w:bookmarkStart w:id="24" w:name="and"/>
+    <w:bookmarkEnd w:id="27"/>
+    <w:bookmarkStart w:id="31" w:name="and"/>
     <w:p>
       <w:pPr>
         <w:pStyle w:val="1"/>
@@ -2208,37 +2208,39 @@
             </m:rPr>
             <m:t>Hom</m:t>
           </m:r>
-          <m:d>
-            <m:dPr>
-              <m:begChr m:val="("/>
-              <m:sepChr m:val=""/>
-              <m:endChr m:val=")"/>
-              <m:grow/>
-            </m:dPr>
-            <m:e>
-              <m:r>
-                <m:t>M</m:t>
-              </m:r>
-              <m:r>
-                <m:rPr>
-                  <m:sty m:val="p"/>
-                </m:rPr>
-                <m:t>⊗</m:t>
-              </m:r>
-              <m:r>
-                <m:t>N</m:t>
-              </m:r>
-              <m:r>
-                <m:rPr>
-                  <m:sty m:val="p"/>
-                </m:rPr>
-                <m:t>,</m:t>
-              </m:r>
-              <m:r>
-                <m:t>P</m:t>
-              </m:r>
-            </m:e>
-          </m:d>
+          <m:r>
+            <m:rPr>
+              <m:sty m:val="p"/>
+            </m:rPr>
+            <m:t>(</m:t>
+          </m:r>
+          <m:r>
+            <m:t>M</m:t>
+          </m:r>
+          <m:r>
+            <m:rPr>
+              <m:sty m:val="p"/>
+            </m:rPr>
+            <m:t>⊗</m:t>
+          </m:r>
+          <m:r>
+            <m:t>N</m:t>
+          </m:r>
+          <m:r>
+            <m:rPr>
+              <m:sty m:val="p"/>
+            </m:rPr>
+            <m:t>,</m:t>
+          </m:r>
+          <m:r>
+            <m:t>P</m:t>
+          </m:r>
+          <m:r>
+            <m:rPr>
+              <m:sty m:val="p"/>
+            </m:rPr>
+            <m:t>)</m:t>
+          </m:r>
           <m:r>
             <m:rPr>
               <m:sty m:val="p"/>
@@ -2251,53 +2253,57 @@
             </m:rPr>
             <m:t>Hom</m:t>
           </m:r>
-          <m:d>
-            <m:dPr>
-              <m:begChr m:val="("/>
-              <m:sepChr m:val=""/>
-              <m:endChr m:val=")"/>
-              <m:grow/>
-            </m:dPr>
-            <m:e>
-              <m:r>
-                <m:t>M</m:t>
-              </m:r>
-              <m:r>
-                <m:rPr>
-                  <m:sty m:val="p"/>
-                </m:rPr>
-                <m:t>,</m:t>
-              </m:r>
-              <m:r>
-                <m:rPr>
-                  <m:sty m:val="p"/>
-                </m:rPr>
-                <m:t>Hom</m:t>
-              </m:r>
-              <m:d>
-                <m:dPr>
-                  <m:begChr m:val="("/>
-                  <m:sepChr m:val=""/>
-                  <m:endChr m:val=")"/>
-                  <m:grow/>
-                </m:dPr>
-                <m:e>
-                  <m:r>
-                    <m:t>N</m:t>
-                  </m:r>
-                  <m:r>
-                    <m:rPr>
-                      <m:sty m:val="p"/>
-                    </m:rPr>
-                    <m:t>,</m:t>
-                  </m:r>
-                  <m:r>
-                    <m:t>P</m:t>
-                  </m:r>
-                </m:e>
-              </m:d>
-            </m:e>
-          </m:d>
+          <m:r>
+            <m:rPr>
+              <m:sty m:val="p"/>
+            </m:rPr>
+            <m:t>(</m:t>
+          </m:r>
+          <m:r>
+            <m:t>M</m:t>
+          </m:r>
+          <m:r>
+            <m:rPr>
+              <m:sty m:val="p"/>
+            </m:rPr>
+            <m:t>,</m:t>
+          </m:r>
+          <m:r>
+            <m:rPr>
+              <m:sty m:val="p"/>
+            </m:rPr>
+            <m:t>Hom</m:t>
+          </m:r>
+          <m:r>
+            <m:rPr>
+              <m:sty m:val="p"/>
+            </m:rPr>
+            <m:t>(</m:t>
+          </m:r>
+          <m:r>
+            <m:t>N</m:t>
+          </m:r>
+          <m:r>
+            <m:rPr>
+              <m:sty m:val="p"/>
+            </m:rPr>
+            <m:t>,</m:t>
+          </m:r>
+          <m:r>
+            <m:t>P</m:t>
+          </m:r>
+          <m:r>
+            <m:rPr>
+              <m:sty m:val="p"/>
+            </m:rPr>
+            <m:t>)</m:t>
+          </m:r>
+          <m:r>
+            <m:rPr>
+              <m:sty m:val="p"/>
+            </m:rPr>
+            <m:t>)</m:t>
+          </m:r>
         </m:oMath>
       </m:oMathPara>
     </w:p>
@@ -2896,7 +2902,7 @@
         <w:t xml:space="preserve"> hp</w:t>
       </w:r>
     </w:p>
-    <w:bookmarkStart w:id="21" w:name="iff-first-visit"/>
+    <w:bookmarkStart w:id="28" w:name="iff-first-visit"/>
     <w:p>
       <w:pPr>
         <w:pStyle w:val="2"/>
@@ -3249,8 +3255,8 @@
         <w:t xml:space="preserve"> ⟨hpq, hqp⟩</w:t>
       </w:r>
     </w:p>
-    <w:bookmarkEnd w:id="21"/>
-    <w:bookmarkStart w:id="22" w:name="or"/>
+    <w:bookmarkEnd w:id="28"/>
+    <w:bookmarkStart w:id="29" w:name="or"/>
     <w:p>
       <w:pPr>
         <w:pStyle w:val="2"/>
@@ -4293,8 +4299,8 @@
         <w:t xml:space="preserve"> hqr hq</w:t>
       </w:r>
     </w:p>
-    <w:bookmarkEnd w:id="22"/>
-    <w:bookmarkStart w:id="23" w:name="comprehensive-exercises-for-and-and-or"/>
+    <w:bookmarkEnd w:id="29"/>
+    <w:bookmarkStart w:id="30" w:name="comprehensive-exercises-for-and-and-or"/>
     <w:p>
       <w:pPr>
         <w:pStyle w:val="2"/>
@@ -4468,9 +4474,9 @@
         <w:t xml:space="preserve">Exists</w:t>
       </w:r>
     </w:p>
-    <w:bookmarkEnd w:id="23"/>
-    <w:bookmarkEnd w:id="24"/>
-    <w:bookmarkStart w:id="25" w:name="forall"/>
+    <w:bookmarkEnd w:id="30"/>
+    <w:bookmarkEnd w:id="31"/>
+    <w:bookmarkStart w:id="32" w:name="forall"/>
     <w:p>
       <w:pPr>
         <w:pStyle w:val="1"/>
@@ -5045,8 +5051,8 @@
         <w:t xml:space="preserve"> hrs</w:t>
       </w:r>
     </w:p>
-    <w:bookmarkEnd w:id="25"/>
-    <w:bookmarkStart w:id="27" w:name="exists"/>
+    <w:bookmarkEnd w:id="32"/>
+    <w:bookmarkStart w:id="34" w:name="exists"/>
     <w:p>
       <w:pPr>
         <w:pStyle w:val="1"/>
@@ -6774,7 +6780,7 @@
         <w:t xml:space="preserve">end</w:t>
       </w:r>
     </w:p>
-    <w:bookmarkStart w:id="26" w:name="ignore-a-cosmological-remark"/>
+    <w:bookmarkStart w:id="33" w:name="ignore-a-cosmological-remark"/>
     <w:p>
       <w:pPr>
         <w:pStyle w:val="2"/>
@@ -7112,8 +7118,8 @@
         <w:t xml:space="preserve">)</w:t>
       </w:r>
     </w:p>
-    <w:bookmarkEnd w:id="26"/>
-    <w:bookmarkEnd w:id="27"/>
+    <w:bookmarkEnd w:id="33"/>
+    <w:bookmarkEnd w:id="34"/>
     <w:sectPr>
       <w:pgSz w:h="15840" w:w="12240"/>
       <w:pgMar w:bottom="1440" w:footer="720" w:gutter="0" w:header="720" w:left="1800" w:right="1800" w:top="1440"/>

--- a/examples/lean.docx
+++ b/examples/lean.docx
@@ -7,7 +7,15 @@
         <w:pStyle w:val="a5"/>
       </w:pPr>
       <w:r>
-        <w:t xml:space="preserve">SunQuarTeX Example - Lean Include</w:t>
+        <w:t xml:space="preserve">Lean Include</w:t>
+      </w:r>
+    </w:p>
+    <w:p>
+      <w:pPr>
+        <w:pStyle w:val="a6"/>
+      </w:pPr>
+      <w:r>
+        <w:t xml:space="preserve">SunQuarTeX Examples</w:t>
       </w:r>
     </w:p>
     <w:p>
